--- a/Thesis Chapter/Chapater 02 Methodology.docx
+++ b/Thesis Chapter/Chapater 02 Methodology.docx
@@ -151,7 +151,6 @@
             <w:docPart w:val="DefaultPlaceholder_-1854013440"/>
           </w:placeholder>
         </w:sdtPr>
-        <w:sdtEndPr/>
         <w:sdtContent>
           <w:r>
             <w:rPr>
@@ -180,7 +179,6 @@
             <w:docPart w:val="DefaultPlaceholder_-1854013440"/>
           </w:placeholder>
         </w:sdtPr>
-        <w:sdtEndPr/>
         <w:sdtContent>
           <w:r>
             <w:rPr>
@@ -310,30 +308,13 @@
             <w:docPart w:val="DefaultPlaceholder_-1854013440"/>
           </w:placeholder>
         </w:sdtPr>
-        <w:sdtEndPr/>
         <w:sdtContent>
           <w:r>
             <w:rPr>
               <w:rFonts w:ascii="Times New Roman" w:eastAsia="Times New Roman" w:hAnsi="Times New Roman" w:cs="Times New Roman"/>
               <w:color w:val="000000"/>
             </w:rPr>
-            <w:t>(</w:t>
-          </w:r>
-          <w:proofErr w:type="spellStart"/>
-          <w:r>
-            <w:rPr>
-              <w:rFonts w:ascii="Times New Roman" w:eastAsia="Times New Roman" w:hAnsi="Times New Roman" w:cs="Times New Roman"/>
-              <w:color w:val="000000"/>
-            </w:rPr>
-            <w:t>Bongaarts</w:t>
-          </w:r>
-          <w:proofErr w:type="spellEnd"/>
-          <w:r>
-            <w:rPr>
-              <w:rFonts w:ascii="Times New Roman" w:eastAsia="Times New Roman" w:hAnsi="Times New Roman" w:cs="Times New Roman"/>
-              <w:color w:val="000000"/>
-            </w:rPr>
-            <w:t>, 1998).</w:t>
+            <w:t>(Bongaarts, 1998).</w:t>
           </w:r>
         </w:sdtContent>
       </w:sdt>
@@ -453,21 +434,7 @@
         <w:rPr>
           <w:rFonts w:ascii="Times New Roman" w:eastAsia="Times New Roman" w:hAnsi="Times New Roman" w:cs="Times New Roman"/>
         </w:rPr>
-        <w:t xml:space="preserve">No. 234/ A3 Denzil </w:t>
-      </w:r>
-      <w:proofErr w:type="spellStart"/>
-      <w:r>
-        <w:rPr>
-          <w:rFonts w:ascii="Times New Roman" w:eastAsia="Times New Roman" w:hAnsi="Times New Roman" w:cs="Times New Roman"/>
-        </w:rPr>
-        <w:t>Kobbekaduwa</w:t>
-      </w:r>
-      <w:proofErr w:type="spellEnd"/>
-      <w:r>
-        <w:rPr>
-          <w:rFonts w:ascii="Times New Roman" w:eastAsia="Times New Roman" w:hAnsi="Times New Roman" w:cs="Times New Roman"/>
-        </w:rPr>
-        <w:t xml:space="preserve"> Mawatha, Battaramulla</w:t>
+        <w:t>No. 234/ A3 Denzil Kobbekaduwa Mawatha, Battaramulla</w:t>
       </w:r>
       <w:r>
         <w:rPr>
@@ -551,7 +518,6 @@
             <w:docPart w:val="DefaultPlaceholder_-1854013440"/>
           </w:placeholder>
         </w:sdtPr>
-        <w:sdtEndPr/>
         <w:sdtContent>
           <w:r>
             <w:rPr>
@@ -633,7 +599,6 @@
             <w:docPart w:val="DefaultPlaceholder_-1854013440"/>
           </w:placeholder>
         </w:sdtPr>
-        <w:sdtEndPr/>
         <w:sdtContent>
           <w:r>
             <w:rPr>
@@ -687,7 +652,6 @@
         </w:rPr>
         <w:t xml:space="preserve">high rates of hospital births facilitating </w:t>
       </w:r>
-      <w:proofErr w:type="spellStart"/>
       <w:r>
         <w:rPr>
           <w:rFonts w:ascii="Times New Roman" w:eastAsia="Times New Roman" w:hAnsi="Times New Roman" w:cs="Times New Roman"/>
@@ -705,14 +669,7 @@
         <w:rPr>
           <w:rFonts w:ascii="Times New Roman" w:eastAsia="Times New Roman" w:hAnsi="Times New Roman" w:cs="Times New Roman"/>
         </w:rPr>
-        <w:t>site</w:t>
-      </w:r>
-      <w:proofErr w:type="spellEnd"/>
-      <w:r>
-        <w:rPr>
-          <w:rFonts w:ascii="Times New Roman" w:eastAsia="Times New Roman" w:hAnsi="Times New Roman" w:cs="Times New Roman"/>
-        </w:rPr>
-        <w:t xml:space="preserve"> registration, legal deadlines for filing, and a comprehensive support network. By leveraging divisional secretariat offices and public health midwives, the system effectively reaches both rural and peri</w:t>
+        <w:t>site registration, legal deadlines for filing, and a comprehensive support network. By leveraging divisional secretariat offices and public health midwives, the system effectively reaches both rural and peri</w:t>
       </w:r>
       <w:r>
         <w:rPr>
@@ -941,7 +898,6 @@
               <w:spacing w:line="240" w:lineRule="auto"/>
               <w:jc w:val="center"/>
             </w:pPr>
-            <w:proofErr w:type="spellStart"/>
             <w:r>
               <w:rPr>
                 <w:rFonts w:ascii="Times New Roman" w:eastAsia="Times New Roman" w:hAnsi="Times New Roman" w:cs="Times New Roman"/>
@@ -950,7 +906,6 @@
               </w:rPr>
               <w:t>Birth_Order</w:t>
             </w:r>
-            <w:proofErr w:type="spellEnd"/>
           </w:p>
         </w:tc>
         <w:tc>
@@ -1135,7 +1090,6 @@
               <w:spacing w:line="240" w:lineRule="auto"/>
               <w:jc w:val="center"/>
             </w:pPr>
-            <w:proofErr w:type="spellStart"/>
             <w:r>
               <w:rPr>
                 <w:rFonts w:ascii="Times New Roman" w:eastAsia="Times New Roman" w:hAnsi="Times New Roman" w:cs="Times New Roman"/>
@@ -1144,7 +1098,6 @@
               </w:rPr>
               <w:t>Marital_Status</w:t>
             </w:r>
-            <w:proofErr w:type="spellEnd"/>
           </w:p>
         </w:tc>
         <w:tc>
@@ -1233,7 +1186,6 @@
               <w:spacing w:line="240" w:lineRule="auto"/>
               <w:jc w:val="center"/>
             </w:pPr>
-            <w:proofErr w:type="spellStart"/>
             <w:r>
               <w:rPr>
                 <w:rFonts w:ascii="Times New Roman" w:eastAsia="Times New Roman" w:hAnsi="Times New Roman" w:cs="Times New Roman"/>
@@ -1242,7 +1194,6 @@
               </w:rPr>
               <w:t>Race_of_Mother</w:t>
             </w:r>
-            <w:proofErr w:type="spellEnd"/>
           </w:p>
         </w:tc>
         <w:tc>
@@ -1331,7 +1282,6 @@
               <w:spacing w:line="240" w:lineRule="auto"/>
               <w:jc w:val="center"/>
             </w:pPr>
-            <w:proofErr w:type="spellStart"/>
             <w:r>
               <w:rPr>
                 <w:rFonts w:ascii="Times New Roman" w:eastAsia="Times New Roman" w:hAnsi="Times New Roman" w:cs="Times New Roman"/>
@@ -1340,7 +1290,6 @@
               </w:rPr>
               <w:t>Race_of_Father</w:t>
             </w:r>
-            <w:proofErr w:type="spellEnd"/>
           </w:p>
         </w:tc>
         <w:tc>
@@ -1727,23 +1676,13 @@
               <w:spacing w:line="240" w:lineRule="auto"/>
               <w:jc w:val="center"/>
             </w:pPr>
-            <w:proofErr w:type="spellStart"/>
             <w:r>
               <w:rPr>
                 <w:rFonts w:ascii="Times New Roman" w:eastAsia="Times New Roman" w:hAnsi="Times New Roman" w:cs="Times New Roman"/>
                 <w:sz w:val="20"/>
                 <w:szCs w:val="20"/>
               </w:rPr>
-              <w:t>Birth_Weight</w:t>
-            </w:r>
-            <w:proofErr w:type="spellEnd"/>
-            <w:r>
-              <w:rPr>
-                <w:rFonts w:ascii="Times New Roman" w:eastAsia="Times New Roman" w:hAnsi="Times New Roman" w:cs="Times New Roman"/>
-                <w:sz w:val="20"/>
-                <w:szCs w:val="20"/>
-              </w:rPr>
-              <w:t xml:space="preserve"> (grams)</w:t>
+              <w:t>Birth_Weight (grams)</w:t>
             </w:r>
           </w:p>
         </w:tc>
@@ -1833,7 +1772,6 @@
               <w:spacing w:line="240" w:lineRule="auto"/>
               <w:jc w:val="center"/>
             </w:pPr>
-            <w:proofErr w:type="spellStart"/>
             <w:r>
               <w:rPr>
                 <w:rFonts w:ascii="Times New Roman" w:eastAsia="Times New Roman" w:hAnsi="Times New Roman" w:cs="Times New Roman"/>
@@ -1842,7 +1780,6 @@
               </w:rPr>
               <w:t>District_of_Mother</w:t>
             </w:r>
-            <w:proofErr w:type="spellEnd"/>
           </w:p>
         </w:tc>
         <w:tc>
@@ -1931,7 +1868,6 @@
               <w:spacing w:line="240" w:lineRule="auto"/>
               <w:jc w:val="center"/>
             </w:pPr>
-            <w:proofErr w:type="spellStart"/>
             <w:r>
               <w:rPr>
                 <w:rFonts w:ascii="Times New Roman" w:eastAsia="Times New Roman" w:hAnsi="Times New Roman" w:cs="Times New Roman"/>
@@ -1940,7 +1876,6 @@
               </w:rPr>
               <w:t>Registered_District</w:t>
             </w:r>
-            <w:proofErr w:type="spellEnd"/>
           </w:p>
         </w:tc>
         <w:tc>
@@ -2029,23 +1964,13 @@
               <w:spacing w:line="240" w:lineRule="auto"/>
               <w:jc w:val="center"/>
             </w:pPr>
-            <w:proofErr w:type="spellStart"/>
             <w:r>
               <w:rPr>
                 <w:rFonts w:ascii="Times New Roman" w:eastAsia="Times New Roman" w:hAnsi="Times New Roman" w:cs="Times New Roman"/>
                 <w:sz w:val="20"/>
                 <w:szCs w:val="20"/>
               </w:rPr>
-              <w:t>Registered_Year</w:t>
-            </w:r>
-            <w:proofErr w:type="spellEnd"/>
-            <w:r>
-              <w:rPr>
-                <w:rFonts w:ascii="Times New Roman" w:eastAsia="Times New Roman" w:hAnsi="Times New Roman" w:cs="Times New Roman"/>
-                <w:sz w:val="20"/>
-                <w:szCs w:val="20"/>
-              </w:rPr>
-              <w:t xml:space="preserve"> / Month</w:t>
+              <w:t>Registered_Year / Month</w:t>
             </w:r>
           </w:p>
         </w:tc>
@@ -2135,23 +2060,13 @@
               <w:spacing w:line="240" w:lineRule="auto"/>
               <w:jc w:val="center"/>
             </w:pPr>
-            <w:proofErr w:type="spellStart"/>
             <w:r>
               <w:rPr>
                 <w:rFonts w:ascii="Times New Roman" w:eastAsia="Times New Roman" w:hAnsi="Times New Roman" w:cs="Times New Roman"/>
                 <w:sz w:val="20"/>
                 <w:szCs w:val="20"/>
               </w:rPr>
-              <w:t>Birth_Year</w:t>
-            </w:r>
-            <w:proofErr w:type="spellEnd"/>
-            <w:r>
-              <w:rPr>
-                <w:rFonts w:ascii="Times New Roman" w:eastAsia="Times New Roman" w:hAnsi="Times New Roman" w:cs="Times New Roman"/>
-                <w:sz w:val="20"/>
-                <w:szCs w:val="20"/>
-              </w:rPr>
-              <w:t xml:space="preserve"> / Month</w:t>
+              <w:t>Birth_Year / Month</w:t>
             </w:r>
           </w:p>
         </w:tc>
@@ -2840,7 +2755,6 @@
             </w:tcBorders>
           </w:tcPr>
           <w:p>
-            <w:proofErr w:type="spellStart"/>
             <w:r>
               <w:rPr>
                 <w:rFonts w:ascii="Times New Roman" w:eastAsia="Times New Roman" w:hAnsi="Times New Roman" w:cs="Times New Roman"/>
@@ -2849,7 +2763,6 @@
               </w:rPr>
               <w:t>Marital_Status</w:t>
             </w:r>
-            <w:proofErr w:type="spellEnd"/>
           </w:p>
         </w:tc>
         <w:tc>
@@ -2920,7 +2833,6 @@
             </w:tcBorders>
           </w:tcPr>
           <w:p>
-            <w:proofErr w:type="spellStart"/>
             <w:r>
               <w:rPr>
                 <w:rFonts w:ascii="Times New Roman" w:eastAsia="Times New Roman" w:hAnsi="Times New Roman" w:cs="Times New Roman"/>
@@ -2929,7 +2841,6 @@
               </w:rPr>
               <w:t>Race_of_Mother</w:t>
             </w:r>
-            <w:proofErr w:type="spellEnd"/>
           </w:p>
         </w:tc>
         <w:tc>
@@ -3244,23 +3155,13 @@
             </w:tcBorders>
           </w:tcPr>
           <w:p>
-            <w:proofErr w:type="spellStart"/>
             <w:r>
               <w:rPr>
                 <w:rFonts w:ascii="Times New Roman" w:eastAsia="Times New Roman" w:hAnsi="Times New Roman" w:cs="Times New Roman"/>
                 <w:sz w:val="20"/>
                 <w:szCs w:val="20"/>
               </w:rPr>
-              <w:t>Birth_Weight</w:t>
-            </w:r>
-            <w:proofErr w:type="spellEnd"/>
-            <w:r>
-              <w:rPr>
-                <w:rFonts w:ascii="Times New Roman" w:eastAsia="Times New Roman" w:hAnsi="Times New Roman" w:cs="Times New Roman"/>
-                <w:sz w:val="20"/>
-                <w:szCs w:val="20"/>
-              </w:rPr>
-              <w:t xml:space="preserve"> (grams)</w:t>
+              <w:t>Birth_Weight (grams)</w:t>
             </w:r>
           </w:p>
         </w:tc>
@@ -3397,21 +3298,7 @@
         <w:rPr>
           <w:rFonts w:ascii="Times New Roman" w:eastAsia="Times New Roman" w:hAnsi="Times New Roman" w:cs="Times New Roman"/>
         </w:rPr>
-        <w:t xml:space="preserve"> maternal age lies between 15-49 </w:t>
-      </w:r>
-      <w:proofErr w:type="spellStart"/>
-      <w:r>
-        <w:rPr>
-          <w:rFonts w:ascii="Times New Roman" w:eastAsia="Times New Roman" w:hAnsi="Times New Roman" w:cs="Times New Roman"/>
-        </w:rPr>
-        <w:t>its</w:t>
-      </w:r>
-      <w:proofErr w:type="spellEnd"/>
-      <w:r>
-        <w:rPr>
-          <w:rFonts w:ascii="Times New Roman" w:eastAsia="Times New Roman" w:hAnsi="Times New Roman" w:cs="Times New Roman"/>
-        </w:rPr>
-        <w:t xml:space="preserve"> also known as reproductive age of women</w:t>
+        <w:t xml:space="preserve"> maternal age lies between 15-49 its also known as reproductive age of women</w:t>
       </w:r>
       <w:r>
         <w:rPr>
@@ -3431,7 +3318,6 @@
             <w:docPart w:val="DefaultPlaceholder_-1854013440"/>
           </w:placeholder>
         </w:sdtPr>
-        <w:sdtEndPr/>
         <w:sdtContent>
           <w:r>
             <w:rPr>
@@ -3487,7 +3373,6 @@
             <w:docPart w:val="DefaultPlaceholder_-1854013440"/>
           </w:placeholder>
         </w:sdtPr>
-        <w:sdtEndPr/>
         <w:sdtContent>
           <w:r>
             <w:rPr>
@@ -3649,30 +3534,13 @@
             <w:docPart w:val="DefaultPlaceholder_-1854013440"/>
           </w:placeholder>
         </w:sdtPr>
-        <w:sdtEndPr/>
         <w:sdtContent>
           <w:r>
             <w:rPr>
               <w:rFonts w:ascii="Times New Roman" w:eastAsia="Times New Roman" w:hAnsi="Times New Roman" w:cs="Times New Roman"/>
               <w:color w:val="000000"/>
             </w:rPr>
-            <w:t>(</w:t>
-          </w:r>
-          <w:proofErr w:type="spellStart"/>
-          <w:r>
-            <w:rPr>
-              <w:rFonts w:ascii="Times New Roman" w:eastAsia="Times New Roman" w:hAnsi="Times New Roman" w:cs="Times New Roman"/>
-              <w:color w:val="000000"/>
-            </w:rPr>
-            <w:t>Bongaarts</w:t>
-          </w:r>
-          <w:proofErr w:type="spellEnd"/>
-          <w:r>
-            <w:rPr>
-              <w:rFonts w:ascii="Times New Roman" w:eastAsia="Times New Roman" w:hAnsi="Times New Roman" w:cs="Times New Roman"/>
-              <w:color w:val="000000"/>
-            </w:rPr>
-            <w:t>, 1978)</w:t>
+            <w:t>(Bongaarts, 1978)</w:t>
           </w:r>
         </w:sdtContent>
       </w:sdt>
@@ -3939,17 +3807,8 @@
           <w:rFonts w:ascii="Times New Roman" w:eastAsia="Times New Roman" w:hAnsi="Times New Roman" w:cs="Times New Roman"/>
           <w:color w:val="000000"/>
         </w:rPr>
-        <w:t xml:space="preserve"> preference on fertility </w:t>
-      </w:r>
-      <w:proofErr w:type="spellStart"/>
-      <w:r>
-        <w:rPr>
-          <w:rFonts w:ascii="Times New Roman" w:eastAsia="Times New Roman" w:hAnsi="Times New Roman" w:cs="Times New Roman"/>
-          <w:color w:val="000000"/>
-        </w:rPr>
-        <w:t>behaviour</w:t>
-      </w:r>
-      <w:proofErr w:type="spellEnd"/>
+        <w:t xml:space="preserve"> preference on fertility behaviour</w:t>
+      </w:r>
       <w:r>
         <w:rPr>
           <w:rFonts w:ascii="Times New Roman" w:eastAsia="Times New Roman" w:hAnsi="Times New Roman" w:cs="Times New Roman"/>
@@ -3969,30 +3828,13 @@
             <w:docPart w:val="DefaultPlaceholder_-1854013440"/>
           </w:placeholder>
         </w:sdtPr>
-        <w:sdtEndPr/>
         <w:sdtContent>
           <w:r>
             <w:rPr>
               <w:rFonts w:ascii="Times New Roman" w:eastAsia="Times New Roman" w:hAnsi="Times New Roman" w:cs="Times New Roman"/>
               <w:color w:val="000000"/>
             </w:rPr>
-            <w:t>(</w:t>
-          </w:r>
-          <w:proofErr w:type="spellStart"/>
-          <w:r>
-            <w:rPr>
-              <w:rFonts w:ascii="Times New Roman" w:eastAsia="Times New Roman" w:hAnsi="Times New Roman" w:cs="Times New Roman"/>
-              <w:color w:val="000000"/>
-            </w:rPr>
-            <w:t>Bongaarts</w:t>
-          </w:r>
-          <w:proofErr w:type="spellEnd"/>
-          <w:r>
-            <w:rPr>
-              <w:rFonts w:ascii="Times New Roman" w:eastAsia="Times New Roman" w:hAnsi="Times New Roman" w:cs="Times New Roman"/>
-              <w:color w:val="000000"/>
-            </w:rPr>
-            <w:t>, 1998)</w:t>
+            <w:t>(Bongaarts, 1998)</w:t>
           </w:r>
         </w:sdtContent>
       </w:sdt>
@@ -4460,30 +4302,13 @@
             <w:docPart w:val="DefaultPlaceholder_-1854013440"/>
           </w:placeholder>
         </w:sdtPr>
-        <w:sdtEndPr/>
         <w:sdtContent>
           <w:r>
             <w:rPr>
               <w:rFonts w:ascii="Times New Roman" w:eastAsia="Times New Roman" w:hAnsi="Times New Roman" w:cs="Times New Roman"/>
               <w:color w:val="000000"/>
             </w:rPr>
-            <w:t>(</w:t>
-          </w:r>
-          <w:proofErr w:type="spellStart"/>
-          <w:r>
-            <w:rPr>
-              <w:rFonts w:ascii="Times New Roman" w:eastAsia="Times New Roman" w:hAnsi="Times New Roman" w:cs="Times New Roman"/>
-              <w:color w:val="000000"/>
-            </w:rPr>
-            <w:t>Belbasis</w:t>
-          </w:r>
-          <w:proofErr w:type="spellEnd"/>
-          <w:r>
-            <w:rPr>
-              <w:rFonts w:ascii="Times New Roman" w:eastAsia="Times New Roman" w:hAnsi="Times New Roman" w:cs="Times New Roman"/>
-              <w:color w:val="000000"/>
-            </w:rPr>
-            <w:t xml:space="preserve"> et al., 2016)</w:t>
+            <w:t>(Belbasis et al., 2016)</w:t>
           </w:r>
         </w:sdtContent>
       </w:sdt>
@@ -4895,19 +4720,11 @@
         </w:rPr>
         <w:t xml:space="preserve">. </w:t>
       </w:r>
-      <w:proofErr w:type="spellStart"/>
-      <w:r>
-        <w:rPr>
-          <w:rFonts w:ascii="Times New Roman" w:eastAsia="Times New Roman" w:hAnsi="Times New Roman" w:cs="Times New Roman"/>
-        </w:rPr>
-        <w:t>Some times</w:t>
-      </w:r>
-      <w:proofErr w:type="spellEnd"/>
-      <w:r>
-        <w:rPr>
-          <w:rFonts w:ascii="Times New Roman" w:eastAsia="Times New Roman" w:hAnsi="Times New Roman" w:cs="Times New Roman"/>
-        </w:rPr>
-        <w:t xml:space="preserve"> this r</w:t>
+      <w:r>
+        <w:rPr>
+          <w:rFonts w:ascii="Times New Roman" w:eastAsia="Times New Roman" w:hAnsi="Times New Roman" w:cs="Times New Roman"/>
+        </w:rPr>
+        <w:t>Some times this r</w:t>
       </w:r>
       <w:r>
         <w:rPr>
@@ -5073,20 +4890,12 @@
           <w:rFonts w:ascii="Times New Roman" w:eastAsia="Times New Roman" w:hAnsi="Times New Roman" w:cs="Times New Roman"/>
         </w:rPr>
       </w:pPr>
-      <w:proofErr w:type="spellStart"/>
       <w:proofErr w:type="gramStart"/>
       <w:r>
         <w:rPr>
           <w:rFonts w:ascii="Times New Roman" w:eastAsia="Times New Roman" w:hAnsi="Times New Roman" w:cs="Times New Roman"/>
         </w:rPr>
-        <w:t>Standarising</w:t>
-      </w:r>
-      <w:proofErr w:type="spellEnd"/>
-      <w:r>
-        <w:rPr>
-          <w:rFonts w:ascii="Times New Roman" w:eastAsia="Times New Roman" w:hAnsi="Times New Roman" w:cs="Times New Roman"/>
-        </w:rPr>
-        <w:t xml:space="preserve"> </w:t>
+        <w:t xml:space="preserve">Standarising </w:t>
       </w:r>
       <w:r>
         <w:rPr>
@@ -5121,19 +4930,11 @@
           <w:rFonts w:ascii="Times New Roman" w:eastAsia="Times New Roman" w:hAnsi="Times New Roman" w:cs="Times New Roman"/>
         </w:rPr>
       </w:pPr>
-      <w:proofErr w:type="spellStart"/>
-      <w:r>
-        <w:rPr>
-          <w:rFonts w:ascii="Times New Roman" w:eastAsia="Times New Roman" w:hAnsi="Times New Roman" w:cs="Times New Roman"/>
-        </w:rPr>
-        <w:t>Analysing</w:t>
-      </w:r>
-      <w:proofErr w:type="spellEnd"/>
-      <w:r>
-        <w:rPr>
-          <w:rFonts w:ascii="Times New Roman" w:eastAsia="Times New Roman" w:hAnsi="Times New Roman" w:cs="Times New Roman"/>
-        </w:rPr>
-        <w:t xml:space="preserve"> </w:t>
+      <w:r>
+        <w:rPr>
+          <w:rFonts w:ascii="Times New Roman" w:eastAsia="Times New Roman" w:hAnsi="Times New Roman" w:cs="Times New Roman"/>
+        </w:rPr>
+        <w:t xml:space="preserve">Analysing </w:t>
       </w:r>
       <w:r>
         <w:rPr>
@@ -11002,19 +10803,11 @@
                 <w:rFonts w:ascii="Times New Roman" w:hAnsi="Times New Roman" w:cs="Times New Roman"/>
               </w:rPr>
             </w:pPr>
-            <w:proofErr w:type="spellStart"/>
-            <w:r>
-              <w:rPr>
-                <w:rFonts w:ascii="Times New Roman" w:hAnsi="Times New Roman" w:cs="Times New Roman"/>
-              </w:rPr>
-              <w:t>Srilankan</w:t>
-            </w:r>
-            <w:proofErr w:type="spellEnd"/>
-            <w:r>
-              <w:rPr>
-                <w:rFonts w:ascii="Times New Roman" w:hAnsi="Times New Roman" w:cs="Times New Roman"/>
-              </w:rPr>
-              <w:t xml:space="preserve"> Tamil</w:t>
+            <w:r>
+              <w:rPr>
+                <w:rFonts w:ascii="Times New Roman" w:hAnsi="Times New Roman" w:cs="Times New Roman"/>
+              </w:rPr>
+              <w:t>Srilankan Tamil</w:t>
             </w:r>
           </w:p>
         </w:tc>
@@ -11114,19 +10907,11 @@
                 <w:rFonts w:ascii="Times New Roman" w:hAnsi="Times New Roman" w:cs="Times New Roman"/>
               </w:rPr>
             </w:pPr>
-            <w:proofErr w:type="spellStart"/>
-            <w:r>
-              <w:rPr>
-                <w:rFonts w:ascii="Times New Roman" w:hAnsi="Times New Roman" w:cs="Times New Roman"/>
-              </w:rPr>
-              <w:t>Srilankan</w:t>
-            </w:r>
-            <w:proofErr w:type="spellEnd"/>
-            <w:r>
-              <w:rPr>
-                <w:rFonts w:ascii="Times New Roman" w:hAnsi="Times New Roman" w:cs="Times New Roman"/>
-              </w:rPr>
-              <w:t xml:space="preserve"> Moor</w:t>
+            <w:r>
+              <w:rPr>
+                <w:rFonts w:ascii="Times New Roman" w:hAnsi="Times New Roman" w:cs="Times New Roman"/>
+              </w:rPr>
+              <w:t>Srilankan Moor</w:t>
             </w:r>
           </w:p>
         </w:tc>
@@ -11278,19 +11063,11 @@
                 <w:rFonts w:ascii="Times New Roman" w:hAnsi="Times New Roman" w:cs="Times New Roman"/>
               </w:rPr>
             </w:pPr>
-            <w:proofErr w:type="spellStart"/>
-            <w:r>
-              <w:rPr>
-                <w:rFonts w:ascii="Times New Roman" w:hAnsi="Times New Roman" w:cs="Times New Roman"/>
-              </w:rPr>
-              <w:t>Srilankan</w:t>
-            </w:r>
-            <w:proofErr w:type="spellEnd"/>
-            <w:r>
-              <w:rPr>
-                <w:rFonts w:ascii="Times New Roman" w:hAnsi="Times New Roman" w:cs="Times New Roman"/>
-              </w:rPr>
-              <w:t xml:space="preserve"> Chetty</w:t>
+            <w:r>
+              <w:rPr>
+                <w:rFonts w:ascii="Times New Roman" w:hAnsi="Times New Roman" w:cs="Times New Roman"/>
+              </w:rPr>
+              <w:t>Srilankan Chetty</w:t>
             </w:r>
           </w:p>
         </w:tc>
@@ -11556,16 +11333,8 @@
               <w:rPr>
                 <w:rFonts w:ascii="Times New Roman" w:hAnsi="Times New Roman" w:cs="Times New Roman"/>
               </w:rPr>
-              <w:t xml:space="preserve"> </w:t>
-            </w:r>
-            <w:proofErr w:type="spellStart"/>
-            <w:r>
-              <w:rPr>
-                <w:rFonts w:ascii="Times New Roman" w:hAnsi="Times New Roman" w:cs="Times New Roman"/>
-              </w:rPr>
-              <w:t>Srilankan</w:t>
-            </w:r>
-            <w:proofErr w:type="spellEnd"/>
+              <w:t xml:space="preserve"> Srilankan</w:t>
+            </w:r>
           </w:p>
         </w:tc>
       </w:tr>
@@ -11612,14 +11381,12 @@
                 <w:rFonts w:ascii="Times New Roman" w:hAnsi="Times New Roman" w:cs="Times New Roman"/>
               </w:rPr>
             </w:pPr>
-            <w:proofErr w:type="spellStart"/>
             <w:r>
               <w:rPr>
                 <w:rFonts w:ascii="Times New Roman" w:hAnsi="Times New Roman" w:cs="Times New Roman"/>
               </w:rPr>
               <w:t>NaN</w:t>
             </w:r>
-            <w:proofErr w:type="spellEnd"/>
           </w:p>
         </w:tc>
       </w:tr>
@@ -11883,7 +11650,6 @@
             <w:docPart w:val="DefaultPlaceholder_-1854013440"/>
           </w:placeholder>
         </w:sdtPr>
-        <w:sdtEndPr/>
         <w:sdtContent>
           <w:r>
             <w:rPr>
@@ -12381,7 +12147,6 @@
             <w:docPart w:val="DefaultPlaceholder_-1854013440"/>
           </w:placeholder>
         </w:sdtPr>
-        <w:sdtEndPr/>
         <w:sdtContent>
           <w:r>
             <w:rPr>
@@ -12548,7 +12313,6 @@
             <w:docPart w:val="DefaultPlaceholder_-1854013440"/>
           </w:placeholder>
         </w:sdtPr>
-        <w:sdtEndPr/>
         <w:sdtContent>
           <w:r>
             <w:rPr>
@@ -12817,7 +12581,6 @@
             <w:docPart w:val="DefaultPlaceholder_-1854013440"/>
           </w:placeholder>
         </w:sdtPr>
-        <w:sdtEndPr/>
         <w:sdtContent>
           <w:r>
             <w:rPr>
@@ -13339,7 +13102,6 @@
                   <w:docPart w:val="DefaultPlaceholder_-1854013440"/>
                 </w:placeholder>
               </w:sdtPr>
-              <w:sdtEndPr/>
               <w:sdtContent>
                 <w:r>
                   <w:rPr>
@@ -13432,7 +13194,6 @@
                   <w:docPart w:val="DefaultPlaceholder_-1854013440"/>
                 </w:placeholder>
               </w:sdtPr>
-              <w:sdtEndPr/>
               <w:sdtContent>
                 <w:r>
                   <w:rPr>
@@ -13709,7 +13470,6 @@
             <w:docPart w:val="DefaultPlaceholder_-1854013440"/>
           </w:placeholder>
         </w:sdtPr>
-        <w:sdtEndPr/>
         <w:sdtContent>
           <w:r>
             <w:rPr>
@@ -13838,7 +13598,6 @@
             <w:docPart w:val="DefaultPlaceholder_-1854013440"/>
           </w:placeholder>
         </w:sdtPr>
-        <w:sdtEndPr/>
         <w:sdtContent>
           <w:r>
             <w:rPr>
@@ -13940,7 +13699,6 @@
             <w:docPart w:val="DefaultPlaceholder_-1854013440"/>
           </w:placeholder>
         </w:sdtPr>
-        <w:sdtEndPr/>
         <w:sdtContent>
           <w:r>
             <w:rPr>
@@ -13982,7 +13740,6 @@
             <w:docPart w:val="DefaultPlaceholder_-1854013440"/>
           </w:placeholder>
         </w:sdtPr>
-        <w:sdtEndPr/>
         <w:sdtContent>
           <w:r>
             <w:rPr>
@@ -14032,7 +13789,6 @@
             <w:docPart w:val="DefaultPlaceholder_-1854013440"/>
           </w:placeholder>
         </w:sdtPr>
-        <w:sdtEndPr/>
         <w:sdtContent>
           <w:r>
             <w:rPr>
@@ -14362,7 +14118,6 @@
                   <w:docPart w:val="DefaultPlaceholder_-1854013440"/>
                 </w:placeholder>
               </w:sdtPr>
-              <w:sdtEndPr/>
               <w:sdtContent>
                 <w:r>
                   <w:rPr>
@@ -14479,7 +14234,6 @@
                   <w:docPart w:val="DefaultPlaceholder_-1854013440"/>
                 </w:placeholder>
               </w:sdtPr>
-              <w:sdtEndPr/>
               <w:sdtContent>
                 <w:r>
                   <w:rPr>
@@ -14596,7 +14350,6 @@
                   <w:docPart w:val="DefaultPlaceholder_-1854013440"/>
                 </w:placeholder>
               </w:sdtPr>
-              <w:sdtEndPr/>
               <w:sdtContent>
                 <w:r>
                   <w:rPr>
@@ -14709,7 +14462,6 @@
                   <w:docPart w:val="DefaultPlaceholder_-1854013440"/>
                 </w:placeholder>
               </w:sdtPr>
-              <w:sdtEndPr/>
               <w:sdtContent>
                 <w:r>
                   <w:rPr>
@@ -14810,7 +14562,6 @@
                   <w:docPart w:val="DefaultPlaceholder_-1854013440"/>
                 </w:placeholder>
               </w:sdtPr>
-              <w:sdtEndPr/>
               <w:sdtContent>
                 <w:r>
                   <w:rPr>
@@ -14911,7 +14662,6 @@
                   <w:docPart w:val="DefaultPlaceholder_-1854013440"/>
                 </w:placeholder>
               </w:sdtPr>
-              <w:sdtEndPr/>
               <w:sdtContent>
                 <w:r>
                   <w:rPr>
@@ -15012,7 +14762,6 @@
                   <w:docPart w:val="DefaultPlaceholder_-1854013440"/>
                 </w:placeholder>
               </w:sdtPr>
-              <w:sdtEndPr/>
               <w:sdtContent>
                 <w:r>
                   <w:rPr>
@@ -15111,6 +14860,9 @@
     <w:p>
       <w:pPr>
         <w:spacing w:line="480" w:lineRule="auto"/>
+        <w:rPr>
+          <w:rFonts w:ascii="Times New Roman" w:hAnsi="Times New Roman" w:cs="Times New Roman"/>
+        </w:rPr>
       </w:pPr>
       <w:r>
         <w:rPr>
@@ -15306,6 +15058,12 @@
       </w:r>
       <w:r>
         <w:t xml:space="preserve"> </w:t>
+      </w:r>
+      <w:r>
+        <w:rPr>
+          <w:rFonts w:ascii="Times New Roman" w:hAnsi="Times New Roman" w:cs="Times New Roman"/>
+        </w:rPr>
+        <w:t>For this analysis we will used data related to years 2000,2005,2010,2015 and 2020.</w:t>
       </w:r>
     </w:p>
     <w:p>
@@ -15821,11 +15579,65 @@
         </w:rPr>
         <w:t>table.</w:t>
       </w:r>
+      <w:r>
+        <w:rPr>
+          <w:rFonts w:ascii="Times New Roman" w:eastAsia="Times New Roman" w:hAnsi="Times New Roman" w:cs="Times New Roman"/>
+        </w:rPr>
+        <w:t xml:space="preserve"> For regression modeling we only consider about years 2010,2015 and 2020.</w:t>
+      </w:r>
     </w:p>
     <w:p>
       <w:pPr>
         <w:spacing w:before="240" w:after="120" w:line="240" w:lineRule="auto"/>
         <w:rPr>
+          <w:rFonts w:ascii="Times New Roman" w:eastAsia="Times New Roman" w:hAnsi="Times New Roman" w:cs="Times New Roman"/>
+        </w:rPr>
+      </w:pPr>
+    </w:p>
+    <w:p>
+      <w:pPr>
+        <w:spacing w:before="240" w:after="120" w:line="240" w:lineRule="auto"/>
+        <w:rPr>
+          <w:rFonts w:ascii="Times New Roman" w:eastAsia="Times New Roman" w:hAnsi="Times New Roman" w:cs="Times New Roman"/>
+        </w:rPr>
+      </w:pPr>
+    </w:p>
+    <w:p>
+      <w:pPr>
+        <w:spacing w:before="240" w:after="120" w:line="240" w:lineRule="auto"/>
+        <w:rPr>
+          <w:rFonts w:ascii="Times New Roman" w:eastAsia="Times New Roman" w:hAnsi="Times New Roman" w:cs="Times New Roman"/>
+        </w:rPr>
+      </w:pPr>
+    </w:p>
+    <w:p>
+      <w:pPr>
+        <w:spacing w:before="240" w:after="120" w:line="240" w:lineRule="auto"/>
+        <w:rPr>
+          <w:rFonts w:ascii="Times New Roman" w:eastAsia="Times New Roman" w:hAnsi="Times New Roman" w:cs="Times New Roman"/>
+        </w:rPr>
+      </w:pPr>
+    </w:p>
+    <w:p>
+      <w:pPr>
+        <w:spacing w:before="240" w:after="120" w:line="240" w:lineRule="auto"/>
+        <w:rPr>
+          <w:rFonts w:ascii="Times New Roman" w:eastAsia="Times New Roman" w:hAnsi="Times New Roman" w:cs="Times New Roman"/>
+        </w:rPr>
+      </w:pPr>
+    </w:p>
+    <w:p>
+      <w:pPr>
+        <w:spacing w:before="240" w:after="120" w:line="240" w:lineRule="auto"/>
+        <w:rPr>
+          <w:rFonts w:ascii="Times New Roman" w:eastAsia="Times New Roman" w:hAnsi="Times New Roman" w:cs="Times New Roman"/>
+        </w:rPr>
+      </w:pPr>
+    </w:p>
+    <w:p>
+      <w:pPr>
+        <w:spacing w:before="240" w:after="120" w:line="240" w:lineRule="auto"/>
+        <w:rPr>
           <w:rFonts w:ascii="Times New Roman" w:hAnsi="Times New Roman" w:cs="Times New Roman"/>
         </w:rPr>
       </w:pPr>
@@ -15833,6 +15645,7 @@
         <w:rPr>
           <w:rFonts w:ascii="Times New Roman" w:eastAsia="Times New Roman" w:hAnsi="Times New Roman" w:cs="Times New Roman"/>
         </w:rPr>
+        <w:lastRenderedPageBreak/>
         <w:t xml:space="preserve"> </w:t>
       </w:r>
       <w:r>
@@ -16319,7 +16132,6 @@
         <w:rPr>
           <w:rFonts w:ascii="Times New Roman" w:eastAsia="Times New Roman" w:hAnsi="Times New Roman" w:cs="Times New Roman"/>
         </w:rPr>
-        <w:lastRenderedPageBreak/>
         <w:t>3.5.3.1 Model 1: Ordinal Logistic Regression (Proportional Odds Model)</w:t>
       </w:r>
     </w:p>
@@ -16567,7 +16379,6 @@
           <m:r>
             <w:rPr>
               <w:rFonts w:ascii="Times New Roman" w:eastAsia="Times New Roman" w:hAnsi="Times New Roman" w:cs="Times New Roman"/>
-              <w:i/>
             </w:rPr>
             <w:br/>
           </m:r>
@@ -16717,6 +16528,7 @@
         <w:rPr>
           <w:rFonts w:ascii="Times New Roman" w:eastAsia="Times New Roman" w:hAnsi="Times New Roman" w:cs="Times New Roman"/>
         </w:rPr>
+        <w:lastRenderedPageBreak/>
         <w:t xml:space="preserve">A key assumption of the proportional odds model is the proportional odds (parallel regression) </w:t>
       </w:r>
       <w:r>
@@ -16762,14 +16574,7 @@
         <w:rPr>
           <w:rFonts w:ascii="Times New Roman" w:eastAsia="Times New Roman" w:hAnsi="Times New Roman" w:cs="Times New Roman"/>
         </w:rPr>
-        <w:t xml:space="preserve">The Brant test was also applied </w:t>
-      </w:r>
-      <w:r>
-        <w:rPr>
-          <w:rFonts w:ascii="Times New Roman" w:eastAsia="Times New Roman" w:hAnsi="Times New Roman" w:cs="Times New Roman"/>
-        </w:rPr>
-        <w:lastRenderedPageBreak/>
-        <w:t>as a formal statistical test. Any violations identified are reported in Chapter Four. Results are reported as odds ratios (OR) with 95% confidence intervals.</w:t>
+        <w:t>The Brant test was also applied as a formal statistical test. Any violations identified are reported in Chapter Four. Results are reported as odds ratios (OR) with 95% confidence intervals.</w:t>
       </w:r>
     </w:p>
     <w:p>
@@ -17062,20 +16867,6 @@
           <w:iCs/>
         </w:rPr>
       </w:pPr>
-      <w:r>
-        <w:rPr>
-          <w:rFonts w:ascii="Times New Roman" w:eastAsia="Times New Roman" w:hAnsi="Times New Roman" w:cs="Times New Roman"/>
-          <w:iCs/>
-        </w:rPr>
-        <w:t>2</w:t>
-      </w:r>
-      <w:r>
-        <w:rPr>
-          <w:rFonts w:ascii="Times New Roman" w:eastAsia="Times New Roman" w:hAnsi="Times New Roman" w:cs="Times New Roman"/>
-          <w:iCs/>
-        </w:rPr>
-        <w:t>.5.3.3 Model 3: Binary Logistic Regression</w:t>
-      </w:r>
     </w:p>
     <w:p>
       <w:pPr>
@@ -17083,6 +16874,30 @@
         <w:rPr>
           <w:rFonts w:ascii="Times New Roman" w:eastAsia="Times New Roman" w:hAnsi="Times New Roman" w:cs="Times New Roman"/>
           <w:iCs/>
+        </w:rPr>
+      </w:pPr>
+      <w:r>
+        <w:rPr>
+          <w:rFonts w:ascii="Times New Roman" w:eastAsia="Times New Roman" w:hAnsi="Times New Roman" w:cs="Times New Roman"/>
+          <w:iCs/>
+        </w:rPr>
+        <w:lastRenderedPageBreak/>
+        <w:t>2</w:t>
+      </w:r>
+      <w:r>
+        <w:rPr>
+          <w:rFonts w:ascii="Times New Roman" w:eastAsia="Times New Roman" w:hAnsi="Times New Roman" w:cs="Times New Roman"/>
+          <w:iCs/>
+        </w:rPr>
+        <w:t>.5.3.3 Model 3: Binary Logistic Regression</w:t>
+      </w:r>
+    </w:p>
+    <w:p>
+      <w:pPr>
+        <w:spacing w:line="480" w:lineRule="auto"/>
+        <w:rPr>
+          <w:rFonts w:ascii="Times New Roman" w:eastAsia="Times New Roman" w:hAnsi="Times New Roman" w:cs="Times New Roman"/>
+          <w:iCs/>
           <w:color w:val="000000"/>
         </w:rPr>
       </w:pPr>
@@ -17220,15 +17035,7 @@
           <w:rFonts w:ascii="Times New Roman" w:eastAsia="Times New Roman" w:hAnsi="Times New Roman" w:cs="Times New Roman"/>
           <w:iCs/>
         </w:rPr>
-        <w:t xml:space="preserve">This approach is widely used in South Asian parity-based studies that distinguish between first and </w:t>
-      </w:r>
-      <w:r>
-        <w:rPr>
-          <w:rFonts w:ascii="Times New Roman" w:eastAsia="Times New Roman" w:hAnsi="Times New Roman" w:cs="Times New Roman"/>
-          <w:iCs/>
-        </w:rPr>
-        <w:lastRenderedPageBreak/>
-        <w:t>subsequent births</w:t>
+        <w:t>This approach is widely used in South Asian parity-based studies that distinguish between first and subsequent births</w:t>
       </w:r>
       <w:r>
         <w:rPr>
@@ -17411,48 +17218,83 @@
           <w:rFonts w:ascii="Times New Roman" w:eastAsia="Times New Roman" w:hAnsi="Times New Roman" w:cs="Times New Roman"/>
           <w:iCs/>
         </w:rPr>
-        <w:t xml:space="preserve">because they </w:t>
+        <w:t>because they operationalize the outcome variable differently</w:t>
       </w:r>
       <w:r>
         <w:rPr>
           <w:rFonts w:ascii="Times New Roman" w:eastAsia="Times New Roman" w:hAnsi="Times New Roman" w:cs="Times New Roman"/>
           <w:iCs/>
         </w:rPr>
-        <w:t>operationalize</w:t>
+        <w:t xml:space="preserve">. </w:t>
       </w:r>
       <w:r>
         <w:rPr>
           <w:rFonts w:ascii="Times New Roman" w:eastAsia="Times New Roman" w:hAnsi="Times New Roman" w:cs="Times New Roman"/>
           <w:iCs/>
         </w:rPr>
-        <w:t xml:space="preserve"> the outcome variable differently</w:t>
+        <w:t xml:space="preserve">Direct comparison of AIC and BIC values across models with different outcome specifications is not strictly valid. </w:t>
       </w:r>
       <w:r>
         <w:rPr>
           <w:rFonts w:ascii="Times New Roman" w:eastAsia="Times New Roman" w:hAnsi="Times New Roman" w:cs="Times New Roman"/>
           <w:iCs/>
         </w:rPr>
-        <w:t xml:space="preserve">. </w:t>
+        <w:t>Therefore,</w:t>
       </w:r>
       <w:r>
         <w:rPr>
           <w:rFonts w:ascii="Times New Roman" w:eastAsia="Times New Roman" w:hAnsi="Times New Roman" w:cs="Times New Roman"/>
           <w:iCs/>
         </w:rPr>
-        <w:t xml:space="preserve">Direct comparison of AIC and BIC values across models with different outcome specifications is not strictly valid. </w:t>
+        <w:t xml:space="preserve"> </w:t>
       </w:r>
       <w:r>
         <w:rPr>
           <w:rFonts w:ascii="Times New Roman" w:eastAsia="Times New Roman" w:hAnsi="Times New Roman" w:cs="Times New Roman"/>
           <w:iCs/>
         </w:rPr>
-        <w:t>Therefore,</w:t>
+        <w:t>to get</w:t>
       </w:r>
       <w:r>
         <w:rPr>
           <w:rFonts w:ascii="Times New Roman" w:eastAsia="Times New Roman" w:hAnsi="Times New Roman" w:cs="Times New Roman"/>
           <w:iCs/>
         </w:rPr>
+        <w:t xml:space="preserve"> clear</w:t>
+      </w:r>
+      <w:r>
+        <w:rPr>
+          <w:rFonts w:ascii="Times New Roman" w:eastAsia="Times New Roman" w:hAnsi="Times New Roman" w:cs="Times New Roman"/>
+          <w:iCs/>
+        </w:rPr>
+        <w:t xml:space="preserve"> idea about those modes we have to focus o</w:t>
+      </w:r>
+      <w:r>
+        <w:rPr>
+          <w:rFonts w:ascii="Times New Roman" w:eastAsia="Times New Roman" w:hAnsi="Times New Roman" w:cs="Times New Roman"/>
+          <w:iCs/>
+        </w:rPr>
+        <w:t xml:space="preserve">n which approach is </w:t>
+      </w:r>
+      <w:r>
+        <w:rPr>
+          <w:rFonts w:ascii="Times New Roman" w:eastAsia="Times New Roman" w:hAnsi="Times New Roman" w:cs="Times New Roman"/>
+          <w:iCs/>
+        </w:rPr>
+        <w:t xml:space="preserve">giving more meaningful </w:t>
+      </w:r>
+      <w:r>
+        <w:rPr>
+          <w:rFonts w:ascii="Times New Roman" w:eastAsia="Times New Roman" w:hAnsi="Times New Roman" w:cs="Times New Roman"/>
+          <w:iCs/>
+        </w:rPr>
+        <w:t>explanation</w:t>
+      </w:r>
+      <w:r>
+        <w:rPr>
+          <w:rFonts w:ascii="Times New Roman" w:eastAsia="Times New Roman" w:hAnsi="Times New Roman" w:cs="Times New Roman"/>
+          <w:iCs/>
+        </w:rPr>
         <w:t xml:space="preserve"> </w:t>
       </w:r>
       <w:r>
@@ -17460,249 +17302,35 @@
           <w:rFonts w:ascii="Times New Roman" w:eastAsia="Times New Roman" w:hAnsi="Times New Roman" w:cs="Times New Roman"/>
           <w:iCs/>
         </w:rPr>
-        <w:t>to get</w:t>
+        <w:t>about the</w:t>
       </w:r>
       <w:r>
         <w:rPr>
           <w:rFonts w:ascii="Times New Roman" w:eastAsia="Times New Roman" w:hAnsi="Times New Roman" w:cs="Times New Roman"/>
           <w:iCs/>
         </w:rPr>
-        <w:t xml:space="preserve"> clear</w:t>
+        <w:t xml:space="preserve"> relationship </w:t>
       </w:r>
       <w:r>
         <w:rPr>
           <w:rFonts w:ascii="Times New Roman" w:eastAsia="Times New Roman" w:hAnsi="Times New Roman" w:cs="Times New Roman"/>
           <w:iCs/>
         </w:rPr>
-        <w:t xml:space="preserve"> idea about those modes we have to focus o</w:t>
+        <w:t>between predictors and birth order.</w:t>
       </w:r>
       <w:r>
         <w:rPr>
           <w:rFonts w:ascii="Times New Roman" w:eastAsia="Times New Roman" w:hAnsi="Times New Roman" w:cs="Times New Roman"/>
           <w:iCs/>
         </w:rPr>
-        <w:t xml:space="preserve">n which approach is </w:t>
+        <w:t xml:space="preserve"> </w:t>
       </w:r>
       <w:r>
         <w:rPr>
           <w:rFonts w:ascii="Times New Roman" w:eastAsia="Times New Roman" w:hAnsi="Times New Roman" w:cs="Times New Roman"/>
           <w:iCs/>
         </w:rPr>
-        <w:t xml:space="preserve">giving more meaningful </w:t>
-      </w:r>
-      <w:r>
-        <w:rPr>
-          <w:rFonts w:ascii="Times New Roman" w:eastAsia="Times New Roman" w:hAnsi="Times New Roman" w:cs="Times New Roman"/>
-          <w:iCs/>
-        </w:rPr>
-        <w:t>explanation</w:t>
-      </w:r>
-      <w:r>
-        <w:rPr>
-          <w:rFonts w:ascii="Times New Roman" w:eastAsia="Times New Roman" w:hAnsi="Times New Roman" w:cs="Times New Roman"/>
-          <w:iCs/>
-        </w:rPr>
-        <w:t xml:space="preserve"> </w:t>
-      </w:r>
-      <w:r>
-        <w:rPr>
-          <w:rFonts w:ascii="Times New Roman" w:eastAsia="Times New Roman" w:hAnsi="Times New Roman" w:cs="Times New Roman"/>
-          <w:iCs/>
-        </w:rPr>
-        <w:t>about the</w:t>
-      </w:r>
-      <w:r>
-        <w:rPr>
-          <w:rFonts w:ascii="Times New Roman" w:eastAsia="Times New Roman" w:hAnsi="Times New Roman" w:cs="Times New Roman"/>
-          <w:iCs/>
-        </w:rPr>
-        <w:t xml:space="preserve"> relationship </w:t>
-      </w:r>
-      <w:r>
-        <w:rPr>
-          <w:rFonts w:ascii="Times New Roman" w:eastAsia="Times New Roman" w:hAnsi="Times New Roman" w:cs="Times New Roman"/>
-          <w:iCs/>
-        </w:rPr>
-        <w:t>between predictors and birth order.</w:t>
-      </w:r>
-      <w:r>
-        <w:rPr>
-          <w:rFonts w:ascii="Times New Roman" w:eastAsia="Times New Roman" w:hAnsi="Times New Roman" w:cs="Times New Roman"/>
-          <w:iCs/>
-        </w:rPr>
-        <w:t xml:space="preserve"> </w:t>
-      </w:r>
-      <w:r>
-        <w:rPr>
-          <w:rFonts w:ascii="Times New Roman" w:eastAsia="Times New Roman" w:hAnsi="Times New Roman" w:cs="Times New Roman"/>
-          <w:iCs/>
-        </w:rPr>
         <w:t>In addition to information criteria, the consistency of results across models was assessed.</w:t>
-      </w:r>
-    </w:p>
-    <w:p>
-      <w:pPr>
-        <w:spacing w:line="480" w:lineRule="auto"/>
-        <w:rPr>
-          <w:rFonts w:ascii="Times New Roman" w:eastAsia="Times New Roman" w:hAnsi="Times New Roman" w:cs="Times New Roman"/>
-          <w:iCs/>
-        </w:rPr>
-      </w:pPr>
-      <w:r>
-        <w:rPr>
-          <w:rFonts w:ascii="Times New Roman" w:eastAsia="Times New Roman" w:hAnsi="Times New Roman" w:cs="Times New Roman"/>
-          <w:iCs/>
-        </w:rPr>
-        <w:t>2</w:t>
-      </w:r>
-      <w:r>
-        <w:rPr>
-          <w:rFonts w:ascii="Times New Roman" w:eastAsia="Times New Roman" w:hAnsi="Times New Roman" w:cs="Times New Roman"/>
-          <w:iCs/>
-        </w:rPr>
-        <w:t>.7 Ethical Considerations</w:t>
-      </w:r>
-    </w:p>
-    <w:p>
-      <w:pPr>
-        <w:spacing w:line="480" w:lineRule="auto"/>
-        <w:rPr>
-          <w:rFonts w:ascii="Times New Roman" w:eastAsia="Times New Roman" w:hAnsi="Times New Roman" w:cs="Times New Roman"/>
-          <w:iCs/>
-        </w:rPr>
-      </w:pPr>
-      <w:r>
-        <w:rPr>
-          <w:rFonts w:ascii="Times New Roman" w:eastAsia="Times New Roman" w:hAnsi="Times New Roman" w:cs="Times New Roman"/>
-          <w:iCs/>
-        </w:rPr>
-        <w:t>This study</w:t>
-      </w:r>
-      <w:r>
-        <w:rPr>
-          <w:rFonts w:ascii="Times New Roman" w:eastAsia="Times New Roman" w:hAnsi="Times New Roman" w:cs="Times New Roman"/>
-          <w:iCs/>
-        </w:rPr>
-        <w:t xml:space="preserve"> </w:t>
-      </w:r>
-      <w:r>
-        <w:rPr>
-          <w:rFonts w:ascii="Times New Roman" w:eastAsia="Times New Roman" w:hAnsi="Times New Roman" w:cs="Times New Roman"/>
-          <w:iCs/>
-        </w:rPr>
-        <w:t>1</w:t>
-      </w:r>
-      <w:r>
-        <w:rPr>
-          <w:rFonts w:ascii="Times New Roman" w:eastAsia="Times New Roman" w:hAnsi="Times New Roman" w:cs="Times New Roman"/>
-          <w:iCs/>
-        </w:rPr>
-        <w:t>is based</w:t>
-      </w:r>
-      <w:r>
-        <w:rPr>
-          <w:rFonts w:ascii="Times New Roman" w:eastAsia="Times New Roman" w:hAnsi="Times New Roman" w:cs="Times New Roman"/>
-          <w:iCs/>
-        </w:rPr>
-        <w:t xml:space="preserve"> </w:t>
-      </w:r>
-      <w:r>
-        <w:rPr>
-          <w:rFonts w:ascii="Times New Roman" w:eastAsia="Times New Roman" w:hAnsi="Times New Roman" w:cs="Times New Roman"/>
-          <w:iCs/>
-        </w:rPr>
-        <w:t xml:space="preserve">entirely on </w:t>
-      </w:r>
-      <w:r>
-        <w:rPr>
-          <w:rFonts w:ascii="Times New Roman" w:eastAsia="Times New Roman" w:hAnsi="Times New Roman" w:cs="Times New Roman"/>
-          <w:iCs/>
-        </w:rPr>
-        <w:t>secondary, anonymized</w:t>
-      </w:r>
-      <w:r>
-        <w:rPr>
-          <w:rFonts w:ascii="Times New Roman" w:eastAsia="Times New Roman" w:hAnsi="Times New Roman" w:cs="Times New Roman"/>
-          <w:iCs/>
-        </w:rPr>
-        <w:t xml:space="preserve"> administrative data obtained </w:t>
-      </w:r>
-      <w:r>
-        <w:rPr>
-          <w:rFonts w:ascii="Times New Roman" w:eastAsia="Times New Roman" w:hAnsi="Times New Roman" w:cs="Times New Roman"/>
-          <w:iCs/>
-        </w:rPr>
-        <w:t xml:space="preserve">from the Registrar </w:t>
-      </w:r>
-      <w:r>
-        <w:rPr>
-          <w:rFonts w:ascii="Times New Roman" w:eastAsia="Times New Roman" w:hAnsi="Times New Roman" w:cs="Times New Roman"/>
-          <w:iCs/>
-        </w:rPr>
-        <w:t>General’s Department of Sri Lanka</w:t>
-      </w:r>
-      <w:r>
-        <w:rPr>
-          <w:rFonts w:ascii="Times New Roman" w:eastAsia="Times New Roman" w:hAnsi="Times New Roman" w:cs="Times New Roman"/>
-          <w:iCs/>
-        </w:rPr>
-        <w:t xml:space="preserve">. No primary data collection process involved </w:t>
-      </w:r>
-      <w:r>
-        <w:rPr>
-          <w:rFonts w:ascii="Times New Roman" w:eastAsia="Times New Roman" w:hAnsi="Times New Roman" w:cs="Times New Roman"/>
-          <w:iCs/>
-        </w:rPr>
-        <w:t>and also this data set does not contain any personally identifiable information</w:t>
-      </w:r>
-      <w:r>
-        <w:rPr>
-          <w:rFonts w:ascii="Times New Roman" w:eastAsia="Times New Roman" w:hAnsi="Times New Roman" w:cs="Times New Roman"/>
-          <w:iCs/>
-        </w:rPr>
-        <w:t>.</w:t>
-      </w:r>
-      <w:r>
-        <w:rPr>
-          <w:rFonts w:ascii="Times New Roman" w:eastAsia="Times New Roman" w:hAnsi="Times New Roman" w:cs="Times New Roman"/>
-          <w:iCs/>
-        </w:rPr>
-        <w:t xml:space="preserve"> A</w:t>
-      </w:r>
-      <w:r>
-        <w:rPr>
-          <w:rFonts w:ascii="Times New Roman" w:eastAsia="Times New Roman" w:hAnsi="Times New Roman" w:cs="Times New Roman"/>
-          <w:iCs/>
-        </w:rPr>
-        <w:t>s</w:t>
-      </w:r>
-      <w:r>
-        <w:rPr>
-          <w:rFonts w:ascii="Times New Roman" w:eastAsia="Times New Roman" w:hAnsi="Times New Roman" w:cs="Times New Roman"/>
-          <w:iCs/>
-        </w:rPr>
-        <w:t xml:space="preserve"> all records are anonymized </w:t>
-      </w:r>
-      <w:r>
-        <w:rPr>
-          <w:rFonts w:ascii="Times New Roman" w:eastAsia="Times New Roman" w:hAnsi="Times New Roman" w:cs="Times New Roman"/>
-          <w:iCs/>
-        </w:rPr>
-        <w:t xml:space="preserve">releasing and publishing data </w:t>
-      </w:r>
-      <w:r>
-        <w:rPr>
-          <w:rFonts w:ascii="Times New Roman" w:eastAsia="Times New Roman" w:hAnsi="Times New Roman" w:cs="Times New Roman"/>
-          <w:iCs/>
-        </w:rPr>
-        <w:t>can do under low legal situation.</w:t>
-      </w:r>
-      <w:r>
-        <w:rPr>
-          <w:rFonts w:ascii="Times New Roman" w:eastAsia="Times New Roman" w:hAnsi="Times New Roman" w:cs="Times New Roman"/>
-          <w:iCs/>
-        </w:rPr>
-        <w:t xml:space="preserve"> </w:t>
       </w:r>
     </w:p>
     <w:p>
@@ -17737,21 +17365,14 @@
           <w:iCs/>
         </w:rPr>
         <w:lastRenderedPageBreak/>
-        <w:t>2.</w:t>
+        <w:t>2</w:t>
       </w:r>
       <w:r>
         <w:rPr>
           <w:rFonts w:ascii="Times New Roman" w:eastAsia="Times New Roman" w:hAnsi="Times New Roman" w:cs="Times New Roman"/>
           <w:iCs/>
         </w:rPr>
-        <w:t>8</w:t>
-      </w:r>
-      <w:r>
-        <w:rPr>
-          <w:rFonts w:ascii="Times New Roman" w:eastAsia="Times New Roman" w:hAnsi="Times New Roman" w:cs="Times New Roman"/>
-          <w:iCs/>
-        </w:rPr>
-        <w:t xml:space="preserve"> Limitations of the Methodology</w:t>
+        <w:t>.7 Ethical Considerations</w:t>
       </w:r>
     </w:p>
     <w:p>
@@ -17767,6 +17388,187 @@
           <w:rFonts w:ascii="Times New Roman" w:eastAsia="Times New Roman" w:hAnsi="Times New Roman" w:cs="Times New Roman"/>
           <w:iCs/>
         </w:rPr>
+        <w:t>This study</w:t>
+      </w:r>
+      <w:r>
+        <w:rPr>
+          <w:rFonts w:ascii="Times New Roman" w:eastAsia="Times New Roman" w:hAnsi="Times New Roman" w:cs="Times New Roman"/>
+          <w:iCs/>
+        </w:rPr>
+        <w:t xml:space="preserve"> </w:t>
+      </w:r>
+      <w:r>
+        <w:rPr>
+          <w:rFonts w:ascii="Times New Roman" w:eastAsia="Times New Roman" w:hAnsi="Times New Roman" w:cs="Times New Roman"/>
+          <w:iCs/>
+        </w:rPr>
+        <w:t>1</w:t>
+      </w:r>
+      <w:r>
+        <w:rPr>
+          <w:rFonts w:ascii="Times New Roman" w:eastAsia="Times New Roman" w:hAnsi="Times New Roman" w:cs="Times New Roman"/>
+          <w:iCs/>
+        </w:rPr>
+        <w:t>is based</w:t>
+      </w:r>
+      <w:r>
+        <w:rPr>
+          <w:rFonts w:ascii="Times New Roman" w:eastAsia="Times New Roman" w:hAnsi="Times New Roman" w:cs="Times New Roman"/>
+          <w:iCs/>
+        </w:rPr>
+        <w:t xml:space="preserve"> </w:t>
+      </w:r>
+      <w:r>
+        <w:rPr>
+          <w:rFonts w:ascii="Times New Roman" w:eastAsia="Times New Roman" w:hAnsi="Times New Roman" w:cs="Times New Roman"/>
+          <w:iCs/>
+        </w:rPr>
+        <w:t xml:space="preserve">entirely on </w:t>
+      </w:r>
+      <w:r>
+        <w:rPr>
+          <w:rFonts w:ascii="Times New Roman" w:eastAsia="Times New Roman" w:hAnsi="Times New Roman" w:cs="Times New Roman"/>
+          <w:iCs/>
+        </w:rPr>
+        <w:t>secondary, anonymized</w:t>
+      </w:r>
+      <w:r>
+        <w:rPr>
+          <w:rFonts w:ascii="Times New Roman" w:eastAsia="Times New Roman" w:hAnsi="Times New Roman" w:cs="Times New Roman"/>
+          <w:iCs/>
+        </w:rPr>
+        <w:t xml:space="preserve"> administrative data obtained </w:t>
+      </w:r>
+      <w:r>
+        <w:rPr>
+          <w:rFonts w:ascii="Times New Roman" w:eastAsia="Times New Roman" w:hAnsi="Times New Roman" w:cs="Times New Roman"/>
+          <w:iCs/>
+        </w:rPr>
+        <w:t xml:space="preserve">from the Registrar </w:t>
+      </w:r>
+      <w:r>
+        <w:rPr>
+          <w:rFonts w:ascii="Times New Roman" w:eastAsia="Times New Roman" w:hAnsi="Times New Roman" w:cs="Times New Roman"/>
+          <w:iCs/>
+        </w:rPr>
+        <w:t>General’s Department of Sri Lanka</w:t>
+      </w:r>
+      <w:r>
+        <w:rPr>
+          <w:rFonts w:ascii="Times New Roman" w:eastAsia="Times New Roman" w:hAnsi="Times New Roman" w:cs="Times New Roman"/>
+          <w:iCs/>
+        </w:rPr>
+        <w:t xml:space="preserve">. No primary data collection process involved </w:t>
+      </w:r>
+      <w:r>
+        <w:rPr>
+          <w:rFonts w:ascii="Times New Roman" w:eastAsia="Times New Roman" w:hAnsi="Times New Roman" w:cs="Times New Roman"/>
+          <w:iCs/>
+        </w:rPr>
+        <w:t>and also this data set does not contain any personally identifiable information</w:t>
+      </w:r>
+      <w:r>
+        <w:rPr>
+          <w:rFonts w:ascii="Times New Roman" w:eastAsia="Times New Roman" w:hAnsi="Times New Roman" w:cs="Times New Roman"/>
+          <w:iCs/>
+        </w:rPr>
+        <w:t>.</w:t>
+      </w:r>
+      <w:r>
+        <w:rPr>
+          <w:rFonts w:ascii="Times New Roman" w:eastAsia="Times New Roman" w:hAnsi="Times New Roman" w:cs="Times New Roman"/>
+          <w:iCs/>
+        </w:rPr>
+        <w:t xml:space="preserve"> A</w:t>
+      </w:r>
+      <w:r>
+        <w:rPr>
+          <w:rFonts w:ascii="Times New Roman" w:eastAsia="Times New Roman" w:hAnsi="Times New Roman" w:cs="Times New Roman"/>
+          <w:iCs/>
+        </w:rPr>
+        <w:t>s</w:t>
+      </w:r>
+      <w:r>
+        <w:rPr>
+          <w:rFonts w:ascii="Times New Roman" w:eastAsia="Times New Roman" w:hAnsi="Times New Roman" w:cs="Times New Roman"/>
+          <w:iCs/>
+        </w:rPr>
+        <w:t xml:space="preserve"> all records are anonymized </w:t>
+      </w:r>
+      <w:r>
+        <w:rPr>
+          <w:rFonts w:ascii="Times New Roman" w:eastAsia="Times New Roman" w:hAnsi="Times New Roman" w:cs="Times New Roman"/>
+          <w:iCs/>
+        </w:rPr>
+        <w:t xml:space="preserve">releasing and publishing data </w:t>
+      </w:r>
+      <w:r>
+        <w:rPr>
+          <w:rFonts w:ascii="Times New Roman" w:eastAsia="Times New Roman" w:hAnsi="Times New Roman" w:cs="Times New Roman"/>
+          <w:iCs/>
+        </w:rPr>
+        <w:t>can do under low legal situation.</w:t>
+      </w:r>
+      <w:r>
+        <w:rPr>
+          <w:rFonts w:ascii="Times New Roman" w:eastAsia="Times New Roman" w:hAnsi="Times New Roman" w:cs="Times New Roman"/>
+          <w:iCs/>
+        </w:rPr>
+        <w:t xml:space="preserve"> </w:t>
+      </w:r>
+    </w:p>
+    <w:p>
+      <w:pPr>
+        <w:spacing w:line="480" w:lineRule="auto"/>
+        <w:rPr>
+          <w:rFonts w:ascii="Times New Roman" w:eastAsia="Times New Roman" w:hAnsi="Times New Roman" w:cs="Times New Roman"/>
+          <w:iCs/>
+        </w:rPr>
+      </w:pPr>
+    </w:p>
+    <w:p>
+      <w:pPr>
+        <w:spacing w:line="480" w:lineRule="auto"/>
+        <w:rPr>
+          <w:rFonts w:ascii="Times New Roman" w:eastAsia="Times New Roman" w:hAnsi="Times New Roman" w:cs="Times New Roman"/>
+          <w:iCs/>
+        </w:rPr>
+      </w:pPr>
+      <w:r>
+        <w:rPr>
+          <w:rFonts w:ascii="Times New Roman" w:eastAsia="Times New Roman" w:hAnsi="Times New Roman" w:cs="Times New Roman"/>
+          <w:iCs/>
+        </w:rPr>
+        <w:t>2.</w:t>
+      </w:r>
+      <w:r>
+        <w:rPr>
+          <w:rFonts w:ascii="Times New Roman" w:eastAsia="Times New Roman" w:hAnsi="Times New Roman" w:cs="Times New Roman"/>
+          <w:iCs/>
+        </w:rPr>
+        <w:t>8</w:t>
+      </w:r>
+      <w:r>
+        <w:rPr>
+          <w:rFonts w:ascii="Times New Roman" w:eastAsia="Times New Roman" w:hAnsi="Times New Roman" w:cs="Times New Roman"/>
+          <w:iCs/>
+        </w:rPr>
+        <w:t xml:space="preserve"> Limitations of the Methodology</w:t>
+      </w:r>
+    </w:p>
+    <w:p>
+      <w:pPr>
+        <w:spacing w:line="480" w:lineRule="auto"/>
+        <w:rPr>
+          <w:rFonts w:ascii="Times New Roman" w:eastAsia="Times New Roman" w:hAnsi="Times New Roman" w:cs="Times New Roman"/>
+          <w:iCs/>
+        </w:rPr>
+      </w:pPr>
+      <w:r>
+        <w:rPr>
+          <w:rFonts w:ascii="Times New Roman" w:eastAsia="Times New Roman" w:hAnsi="Times New Roman" w:cs="Times New Roman"/>
+          <w:iCs/>
+        </w:rPr>
         <w:t xml:space="preserve">Several methodological </w:t>
       </w:r>
       <w:r>
@@ -17854,28 +17656,7 @@
           <w:rFonts w:ascii="Times New Roman" w:eastAsia="Times New Roman" w:hAnsi="Times New Roman" w:cs="Times New Roman"/>
           <w:iCs/>
         </w:rPr>
-        <w:t xml:space="preserve">Second, the dataset does not include variables such as maternal education, employment status, household income, which are </w:t>
-      </w:r>
-      <w:r>
-        <w:rPr>
-          <w:rFonts w:ascii="Times New Roman" w:eastAsia="Times New Roman" w:hAnsi="Times New Roman" w:cs="Times New Roman"/>
-          <w:iCs/>
-        </w:rPr>
-        <w:t>recognized</w:t>
-      </w:r>
-      <w:r>
-        <w:rPr>
-          <w:rFonts w:ascii="Times New Roman" w:eastAsia="Times New Roman" w:hAnsi="Times New Roman" w:cs="Times New Roman"/>
-          <w:iCs/>
-        </w:rPr>
-        <w:t xml:space="preserve"> determinants of fertility </w:t>
-      </w:r>
-      <w:r>
-        <w:rPr>
-          <w:rFonts w:ascii="Times New Roman" w:eastAsia="Times New Roman" w:hAnsi="Times New Roman" w:cs="Times New Roman"/>
-          <w:iCs/>
-        </w:rPr>
-        <w:t>behavior</w:t>
+        <w:t>Second, the dataset does not include variables such as maternal education, employment status, household income, which are recognized determinants of fertility behavior</w:t>
       </w:r>
       <w:r>
         <w:rPr>
@@ -17904,25 +17685,7 @@
               <w:iCs/>
               <w:color w:val="000000"/>
             </w:rPr>
-            <w:t>(</w:t>
-          </w:r>
-          <w:proofErr w:type="spellStart"/>
-          <w:r>
-            <w:rPr>
-              <w:rFonts w:ascii="Times New Roman" w:eastAsia="Times New Roman" w:hAnsi="Times New Roman" w:cs="Times New Roman"/>
-              <w:iCs/>
-              <w:color w:val="000000"/>
-            </w:rPr>
-            <w:t>Bongaarts</w:t>
-          </w:r>
-          <w:proofErr w:type="spellEnd"/>
-          <w:r>
-            <w:rPr>
-              <w:rFonts w:ascii="Times New Roman" w:eastAsia="Times New Roman" w:hAnsi="Times New Roman" w:cs="Times New Roman"/>
-              <w:iCs/>
-              <w:color w:val="000000"/>
-            </w:rPr>
-            <w:t>, 1998).</w:t>
+            <w:t>(Bongaarts, 1998).</w:t>
           </w:r>
         </w:sdtContent>
       </w:sdt>
@@ -17935,7 +17698,7 @@
           <w:iCs/>
           <w:color w:val="000000"/>
         </w:rPr>
-        <w:t xml:space="preserve">For example, the association between ethnicity and parity may partly reflect unmeasured educational differences across ethnic groups rather than a direct ethnic effect on fertility </w:t>
+        <w:t xml:space="preserve">For example, the association between ethnicity and parity may partly reflect unmeasured educational differences across ethnic groups rather than a direct ethnic effect on fertility behavior. </w:t>
       </w:r>
       <w:r>
         <w:rPr>
@@ -17943,7 +17706,10 @@
           <w:iCs/>
           <w:color w:val="000000"/>
         </w:rPr>
-        <w:t>behavior</w:t>
+        <w:t>This limitation is inherent to CRVS data, which does not collect socioeconomic information at the point of birth registration.</w:t>
+      </w:r>
+      <w:r>
+        <w:t xml:space="preserve"> </w:t>
       </w:r>
       <w:r>
         <w:rPr>
@@ -17951,7 +17717,7 @@
           <w:iCs/>
           <w:color w:val="000000"/>
         </w:rPr>
-        <w:t>.</w:t>
+        <w:t>Third, while the CRVS system has high overall registration completeness, registration may be differentially incomplete for higher</w:t>
       </w:r>
       <w:r>
         <w:rPr>
@@ -17967,45 +17733,17 @@
           <w:iCs/>
           <w:color w:val="000000"/>
         </w:rPr>
-        <w:t>This limitation is inherent to CRVS data, which does not collect socioeconomic information at the point of birth registration.</w:t>
+        <w:t>order births, remote geographic areas, or specific ethnic subgroups.</w:t>
       </w:r>
       <w:r>
         <w:t xml:space="preserve"> </w:t>
       </w:r>
       <w:r>
         <w:rPr>
-          <w:rFonts w:ascii="Times New Roman" w:eastAsia="Times New Roman" w:hAnsi="Times New Roman" w:cs="Times New Roman"/>
-          <w:iCs/>
-          <w:color w:val="000000"/>
-        </w:rPr>
-        <w:t>Third, while the CRVS system has high overall registration completeness, registration may be differentially incomplete for higher</w:t>
-      </w:r>
-      <w:r>
-        <w:rPr>
-          <w:rFonts w:ascii="Times New Roman" w:eastAsia="Times New Roman" w:hAnsi="Times New Roman" w:cs="Times New Roman"/>
-          <w:iCs/>
-          <w:color w:val="000000"/>
-        </w:rPr>
-        <w:t xml:space="preserve"> </w:t>
-      </w:r>
-      <w:r>
-        <w:rPr>
-          <w:rFonts w:ascii="Times New Roman" w:eastAsia="Times New Roman" w:hAnsi="Times New Roman" w:cs="Times New Roman"/>
-          <w:iCs/>
-          <w:color w:val="000000"/>
-        </w:rPr>
-        <w:t>order births, remote geographic areas, or specific ethnic subgroups.</w:t>
-      </w:r>
-      <w:r>
-        <w:t xml:space="preserve"> </w:t>
-      </w:r>
-      <w:r>
-        <w:rPr>
           <w:rFonts w:ascii="Times New Roman" w:hAnsi="Times New Roman" w:cs="Times New Roman"/>
         </w:rPr>
         <w:t xml:space="preserve">Fourth, due to data availability and time constraints, regression model fitting was conducted using selected years (2010, 2015, and 2020). In contrast, descriptive analysis was performed using a broader set of years (2000, 2005, 2010, 2015, and 2020) to capture overall trends in parity at </w:t>
       </w:r>
-      <w:proofErr w:type="gramStart"/>
       <w:r>
         <w:rPr>
           <w:rFonts w:ascii="Times New Roman" w:hAnsi="Times New Roman" w:cs="Times New Roman"/>
@@ -18016,57 +17754,14 @@
         <w:rPr>
           <w:rFonts w:ascii="Times New Roman" w:hAnsi="Times New Roman" w:cs="Times New Roman"/>
         </w:rPr>
-        <w:t xml:space="preserve"> </w:t>
+        <w:t>-year</w:t>
       </w:r>
       <w:r>
         <w:rPr>
           <w:rFonts w:ascii="Times New Roman" w:hAnsi="Times New Roman" w:cs="Times New Roman"/>
         </w:rPr>
-        <w:t>year</w:t>
-      </w:r>
-      <w:proofErr w:type="gramEnd"/>
-      <w:r>
-        <w:rPr>
-          <w:rFonts w:ascii="Times New Roman" w:hAnsi="Times New Roman" w:cs="Times New Roman"/>
-        </w:rPr>
         <w:t xml:space="preserve"> intervals since 2000.</w:t>
       </w:r>
-    </w:p>
-    <w:p>
-      <w:pPr>
-        <w:spacing w:line="480" w:lineRule="auto"/>
-        <w:rPr>
-          <w:rFonts w:ascii="Times New Roman" w:eastAsia="Times New Roman" w:hAnsi="Times New Roman" w:cs="Times New Roman"/>
-          <w:iCs/>
-        </w:rPr>
-      </w:pPr>
-    </w:p>
-    <w:p>
-      <w:pPr>
-        <w:spacing w:line="480" w:lineRule="auto"/>
-        <w:rPr>
-          <w:rFonts w:ascii="Times New Roman" w:eastAsia="Times New Roman" w:hAnsi="Times New Roman" w:cs="Times New Roman"/>
-          <w:iCs/>
-        </w:rPr>
-      </w:pPr>
-    </w:p>
-    <w:p>
-      <w:pPr>
-        <w:spacing w:line="480" w:lineRule="auto"/>
-        <w:rPr>
-          <w:rFonts w:ascii="Times New Roman" w:eastAsia="Times New Roman" w:hAnsi="Times New Roman" w:cs="Times New Roman"/>
-          <w:iCs/>
-        </w:rPr>
-      </w:pPr>
-    </w:p>
-    <w:p>
-      <w:pPr>
-        <w:spacing w:line="480" w:lineRule="auto"/>
-        <w:rPr>
-          <w:rFonts w:ascii="Times New Roman" w:eastAsia="Times New Roman" w:hAnsi="Times New Roman" w:cs="Times New Roman"/>
-          <w:iCs/>
-        </w:rPr>
-      </w:pPr>
     </w:p>
     <w:sectPr>
       <w:headerReference w:type="even" r:id="rId8"/>
@@ -19096,11 +18791,13 @@
   <w:style w:type="character" w:default="1" w:styleId="DefaultParagraphFont">
     <w:name w:val="Default Paragraph Font"/>
     <w:uiPriority w:val="1"/>
+    <w:semiHidden/>
     <w:unhideWhenUsed/>
   </w:style>
   <w:style w:type="table" w:default="1" w:styleId="TableNormal">
     <w:name w:val="Normal Table"/>
     <w:uiPriority w:val="99"/>
+    <w:semiHidden/>
     <w:unhideWhenUsed/>
     <w:tblPr>
       <w:tblInd w:w="0" w:type="dxa"/>
@@ -19609,8 +19306,10 @@
   <w:rsids>
     <w:rsidRoot w:val="00FF3CC2"/>
     <w:rsid w:val="000B01B3"/>
+    <w:rsid w:val="0014488E"/>
     <w:rsid w:val="003E3805"/>
     <w:rsid w:val="004668E6"/>
+    <w:rsid w:val="00512940"/>
     <w:rsid w:val="00536F4C"/>
     <w:rsid w:val="0058343D"/>
     <w:rsid w:val="00604461"/>
